--- a/docs/p0-analysis.docx
+++ b/docs/p0-analysis.docx
@@ -42,7 +42,27 @@
             <w:u w:val="single"/>
             <w14:ligatures w14:val="none"/>
           </w:rPr>
-          <w:t>DukeGPT</w:t>
+          <w:t>D</w:t>
+        </w:r>
+        <w:r>
+          <w:rPr>
+            <w:rFonts w:ascii="Times New Roman" w:eastAsia="Times New Roman" w:hAnsi="Times New Roman" w:cs="Times New Roman"/>
+            <w:color w:val="0000FF"/>
+            <w:kern w:val="0"/>
+            <w:u w:val="single"/>
+            <w14:ligatures w14:val="none"/>
+          </w:rPr>
+          <w:t>`</w:t>
+        </w:r>
+        <w:r>
+          <w:rPr>
+            <w:rFonts w:ascii="Times New Roman" w:eastAsia="Times New Roman" w:hAnsi="Times New Roman" w:cs="Times New Roman"/>
+            <w:color w:val="0000FF"/>
+            <w:kern w:val="0"/>
+            <w:u w:val="single"/>
+            <w14:ligatures w14:val="none"/>
+          </w:rPr>
+          <w:t>ukeGPT</w:t>
         </w:r>
         <w:proofErr w:type="spellEnd"/>
       </w:hyperlink>
@@ -144,6 +164,100 @@
           <w14:ligatures w14:val="none"/>
         </w:rPr>
       </w:pPr>
+      <w:r>
+        <w:rPr>
+          <w:rFonts w:ascii="Times New Roman" w:eastAsia="Times New Roman" w:hAnsi="Times New Roman" w:cs="Times New Roman"/>
+          <w:kern w:val="0"/>
+          <w14:ligatures w14:val="none"/>
+        </w:rPr>
+        <w:t>The lowest is 17.</w:t>
+      </w:r>
+    </w:p>
+    <w:p>
+      <w:pPr>
+        <w:rPr>
+          <w:rFonts w:ascii="Times New Roman" w:eastAsia="Times New Roman" w:hAnsi="Times New Roman" w:cs="Times New Roman"/>
+          <w:kern w:val="0"/>
+          <w14:ligatures w14:val="none"/>
+        </w:rPr>
+      </w:pPr>
+    </w:p>
+    <w:p>
+      <w:pPr>
+        <w:rPr>
+          <w:rFonts w:ascii="Times New Roman" w:eastAsia="Times New Roman" w:hAnsi="Times New Roman" w:cs="Times New Roman"/>
+          <w:kern w:val="0"/>
+          <w14:ligatures w14:val="none"/>
+        </w:rPr>
+      </w:pPr>
+      <w:r>
+        <w:rPr>
+          <w:rFonts w:ascii="Times New Roman" w:eastAsia="Times New Roman" w:hAnsi="Times New Roman" w:cs="Times New Roman"/>
+          <w:kern w:val="0"/>
+          <w14:ligatures w14:val="none"/>
+        </w:rPr>
+        <w:t xml:space="preserve">Start with the threshold high. </w:t>
+      </w:r>
+    </w:p>
+    <w:p>
+      <w:pPr>
+        <w:rPr>
+          <w:rFonts w:ascii="Times New Roman" w:eastAsia="Times New Roman" w:hAnsi="Times New Roman" w:cs="Times New Roman"/>
+          <w:kern w:val="0"/>
+          <w14:ligatures w14:val="none"/>
+        </w:rPr>
+      </w:pPr>
+      <w:r>
+        <w:rPr>
+          <w:rFonts w:ascii="Times New Roman" w:eastAsia="Times New Roman" w:hAnsi="Times New Roman" w:cs="Times New Roman"/>
+          <w:kern w:val="0"/>
+          <w14:ligatures w14:val="none"/>
+        </w:rPr>
+        <w:t>Decrease the threshold by 1 until nearby persons reaches 2.</w:t>
+      </w:r>
+    </w:p>
+    <w:p>
+      <w:pPr>
+        <w:rPr>
+          <w:rFonts w:ascii="Times New Roman" w:eastAsia="Times New Roman" w:hAnsi="Times New Roman" w:cs="Times New Roman"/>
+          <w:kern w:val="0"/>
+          <w14:ligatures w14:val="none"/>
+        </w:rPr>
+      </w:pPr>
+      <w:r>
+        <w:rPr>
+          <w:rFonts w:ascii="Times New Roman" w:eastAsia="Times New Roman" w:hAnsi="Times New Roman" w:cs="Times New Roman"/>
+          <w:kern w:val="0"/>
+          <w14:ligatures w14:val="none"/>
+        </w:rPr>
+        <w:t>Add one.</w:t>
+      </w:r>
+    </w:p>
+    <w:p>
+      <w:pPr>
+        <w:rPr>
+          <w:rFonts w:ascii="Times New Roman" w:eastAsia="Times New Roman" w:hAnsi="Times New Roman" w:cs="Times New Roman"/>
+          <w:kern w:val="0"/>
+          <w14:ligatures w14:val="none"/>
+        </w:rPr>
+      </w:pPr>
+    </w:p>
+    <w:p>
+      <w:pPr>
+        <w:rPr>
+          <w:rFonts w:ascii="Times New Roman" w:eastAsia="Times New Roman" w:hAnsi="Times New Roman" w:cs="Times New Roman"/>
+          <w:kern w:val="0"/>
+          <w14:ligatures w14:val="none"/>
+        </w:rPr>
+      </w:pPr>
+      <w:r>
+        <w:rPr>
+          <w:rFonts w:ascii="Times New Roman" w:eastAsia="Times New Roman" w:hAnsi="Times New Roman" w:cs="Times New Roman"/>
+          <w:kern w:val="0"/>
+          <w14:ligatures w14:val="none"/>
+        </w:rPr>
+        <w:t>e.g. 50 -&gt; 17 is three people. At 16 is two people. 16+1 = 17, thus 17 is the threshold lowest for 3 people.</w:t>
+      </w:r>
       <w:r>
         <w:rPr>
           <w:rFonts w:ascii="Times New Roman" w:eastAsia="Times New Roman" w:hAnsi="Times New Roman" w:cs="Times New Roman"/>
@@ -220,6 +334,17 @@
       <w:pPr>
         <w:spacing w:before="100" w:beforeAutospacing="1" w:after="100" w:afterAutospacing="1"/>
       </w:pPr>
+      <w:r>
+        <w:t xml:space="preserve">Encryption in URL allows for more secure transfer of data between the server and project. This prevents unwanted traffic or malicious activity on the data. </w:t>
+      </w:r>
+    </w:p>
+    <w:p>
+      <w:pPr>
+        <w:spacing w:before="100" w:beforeAutospacing="1" w:after="100" w:afterAutospacing="1"/>
+      </w:pPr>
+      <w:r>
+        <w:t>Question: what does the historical development of encrypting data look like?</w:t>
+      </w:r>
     </w:p>
     <w:p>
       <w:r>
@@ -250,11 +375,7 @@
         <w:t xml:space="preserve">: </w:t>
       </w:r>
       <w:r>
-        <w:t xml:space="preserve">According to </w:t>
-      </w:r>
-      <w:proofErr w:type="gramStart"/>
-      <w:r>
-        <w:t xml:space="preserve">the </w:t>
+        <w:t xml:space="preserve">According to the </w:t>
       </w:r>
       <w:r>
         <w:rPr>
@@ -263,7 +384,6 @@
         </w:rPr>
         <w:t>.equals</w:t>
       </w:r>
-      <w:proofErr w:type="gramEnd"/>
       <w:r>
         <w:t xml:space="preserve"> method of the </w:t>
       </w:r>
@@ -294,6 +414,22 @@
       <w:proofErr w:type="spellEnd"/>
       <w:r>
         <w:t xml:space="preserve"> or an LLM to help answer this question, please include that dialog.</w:t>
+      </w:r>
+    </w:p>
+    <w:p>
+      <w:pPr>
+        <w:spacing w:before="100" w:beforeAutospacing="1" w:after="100" w:afterAutospacing="1"/>
+      </w:pPr>
+      <w:r>
+        <w:t>They have the same name instance variable value, the same longitude, same latitude, and same eatery value.</w:t>
+      </w:r>
+    </w:p>
+    <w:p>
+      <w:pPr>
+        <w:spacing w:before="100" w:beforeAutospacing="1" w:after="100" w:afterAutospacing="1"/>
+      </w:pPr>
+      <w:r>
+        <w:t xml:space="preserve">It is case sensitive as it utilizes the String equals method, which requires the strings to be identical. </w:t>
       </w:r>
     </w:p>
     <w:p>
@@ -352,6 +488,483 @@
     </w:p>
     <w:p>
       <w:r>
+        <w:t>Information for 32 different eateries</w:t>
+      </w:r>
+    </w:p>
+    <w:p>
+      <w:r>
+        <w:t>0:      Alpaca</w:t>
+      </w:r>
+    </w:p>
+    <w:p>
+      <w:r>
+        <w:t>0:      Banh's Cuisine</w:t>
+      </w:r>
+    </w:p>
+    <w:p>
+      <w:r>
+        <w:t>0:      Chicken Bee</w:t>
+      </w:r>
+    </w:p>
+    <w:p>
+      <w:r>
+        <w:t>0:      Common Market</w:t>
+      </w:r>
+    </w:p>
+    <w:p>
+      <w:r>
+        <w:t>0:      Cosmic Cantina</w:t>
+      </w:r>
+    </w:p>
+    <w:p>
+      <w:r>
+        <w:t>0:      Dain's Place</w:t>
+      </w:r>
+    </w:p>
+    <w:p>
+      <w:r>
+        <w:t>0:      Devil's Pizzeria</w:t>
+      </w:r>
+    </w:p>
+    <w:p>
+      <w:r>
+        <w:t>0:      Elmo's Diner</w:t>
+      </w:r>
+    </w:p>
+    <w:p>
+      <w:r>
+        <w:t>0:      Genji</w:t>
+      </w:r>
+    </w:p>
+    <w:p>
+      <w:r>
+        <w:t xml:space="preserve">0:      </w:t>
+      </w:r>
+      <w:proofErr w:type="spellStart"/>
+      <w:r>
+        <w:t>Guasaca</w:t>
+      </w:r>
+      <w:proofErr w:type="spellEnd"/>
+    </w:p>
+    <w:p>
+      <w:r>
+        <w:t>0:      Happy + Hale</w:t>
+      </w:r>
+    </w:p>
+    <w:p>
+      <w:r>
+        <w:t>0:      Heavenly Buffaloes</w:t>
+      </w:r>
+    </w:p>
+    <w:p>
+      <w:r>
+        <w:t>0:      International Delights</w:t>
+      </w:r>
+    </w:p>
+    <w:p>
+      <w:r>
+        <w:t>0:      Jimmy John's</w:t>
+      </w:r>
+    </w:p>
+    <w:p>
+      <w:r>
+        <w:t>0:      Juju</w:t>
+      </w:r>
+    </w:p>
+    <w:p>
+      <w:r>
+        <w:t>0:      Kabab and Curry</w:t>
+      </w:r>
+    </w:p>
+    <w:p>
+      <w:r>
+        <w:t>0:      Kiichi Ramen</w:t>
+      </w:r>
+    </w:p>
+    <w:p>
+      <w:r>
+        <w:t>0:      Lime and Lemon</w:t>
+      </w:r>
+    </w:p>
+    <w:p>
+      <w:r>
+        <w:t>0:      Local 22</w:t>
+      </w:r>
+    </w:p>
+    <w:p>
+      <w:r>
+        <w:t>0:      Mad Hatter Cafe</w:t>
+      </w:r>
+    </w:p>
+    <w:p>
+      <w:r>
+        <w:t>0:      Metro 8 Steakhouse</w:t>
+      </w:r>
+    </w:p>
+    <w:p>
+      <w:r>
+        <w:t xml:space="preserve">0:      Mi </w:t>
+      </w:r>
+      <w:proofErr w:type="spellStart"/>
+      <w:r>
+        <w:t>Cavillo</w:t>
+      </w:r>
+      <w:proofErr w:type="spellEnd"/>
+      <w:r>
+        <w:t xml:space="preserve"> Antojitos Mexican</w:t>
+      </w:r>
+    </w:p>
+    <w:p>
+      <w:r>
+        <w:t xml:space="preserve">0:      </w:t>
+      </w:r>
+      <w:proofErr w:type="spellStart"/>
+      <w:r>
+        <w:t>Monuts</w:t>
+      </w:r>
+      <w:proofErr w:type="spellEnd"/>
+    </w:p>
+    <w:p>
+      <w:r>
+        <w:t>0:      Panera</w:t>
+      </w:r>
+    </w:p>
+    <w:p>
+      <w:r>
+        <w:t xml:space="preserve">0:      </w:t>
+      </w:r>
+      <w:proofErr w:type="spellStart"/>
+      <w:r>
+        <w:t>Parizade</w:t>
+      </w:r>
+      <w:proofErr w:type="spellEnd"/>
+    </w:p>
+    <w:p>
+      <w:r>
+        <w:t>0:      Playa Bowls</w:t>
+      </w:r>
+    </w:p>
+    <w:p>
+      <w:r>
+        <w:t xml:space="preserve">0:      </w:t>
+      </w:r>
+      <w:proofErr w:type="spellStart"/>
+      <w:r>
+        <w:t>Shuckin</w:t>
+      </w:r>
+      <w:proofErr w:type="spellEnd"/>
+      <w:r>
+        <w:t>' Shack</w:t>
+      </w:r>
+    </w:p>
+    <w:p>
+      <w:r>
+        <w:t>0:      Subway</w:t>
+      </w:r>
+    </w:p>
+    <w:p>
+      <w:r>
+        <w:t>0:      The Loop</w:t>
+      </w:r>
+    </w:p>
+    <w:p>
+      <w:r>
+        <w:t>0:      The Tavern</w:t>
+      </w:r>
+    </w:p>
+    <w:p>
+      <w:r>
+        <w:t>0:      Vin Rouge</w:t>
+      </w:r>
+    </w:p>
+    <w:p>
+      <w:r>
+        <w:t xml:space="preserve">0:      </w:t>
+      </w:r>
+      <w:proofErr w:type="spellStart"/>
+      <w:r>
+        <w:t>Zenfish</w:t>
+      </w:r>
+      <w:proofErr w:type="spellEnd"/>
+      <w:r>
+        <w:t xml:space="preserve"> Poke Bar</w:t>
+      </w:r>
+    </w:p>
+    <w:p>
+      <w:r>
+        <w:t>--------</w:t>
+      </w:r>
+    </w:p>
+    <w:p>
+      <w:r>
+        <w:t>total = 0</w:t>
+      </w:r>
+    </w:p>
+    <w:p>
+      <w:r>
+        <w:t>total # eateries = 32</w:t>
+      </w:r>
+    </w:p>
+    <w:p>
+      <w:r>
+        <w:t>PS C:\Users\Jason\Documents\CS201\Projects\p0-person-201&gt; ^C</w:t>
+      </w:r>
+    </w:p>
+    <w:p>
+      <w:r>
+        <w:t xml:space="preserve">PS C:\Users\Jason\Documents\CS201\Projects\p0-person-201&gt; </w:t>
+      </w:r>
+    </w:p>
+    <w:p>
+      <w:r>
+        <w:t xml:space="preserve">PS C:\Users\Jason\Documents\CS201\Projects\p0-person-201&gt;  c:; cd 'c:\Users\Jason\Documents\CS201\Projects\p0-person-201'; &amp; 'C:\Program Files\Eclipse </w:t>
+      </w:r>
+      <w:proofErr w:type="spellStart"/>
+      <w:r>
+        <w:t>Adoptium</w:t>
+      </w:r>
+      <w:proofErr w:type="spellEnd"/>
+      <w:r>
+        <w:t xml:space="preserve">\jdk-17.0.20.101-hotspot\bin\java.exe' </w:t>
+      </w:r>
+      <w:r>
+        <w:lastRenderedPageBreak/>
+        <w:t>'@C:\Users\Jason\AppData\Local\Temp\cp_70qod7dlv530mqg2b8yebjubd.argfile' '</w:t>
+      </w:r>
+      <w:proofErr w:type="spellStart"/>
+      <w:r>
+        <w:t>CountEateries</w:t>
+      </w:r>
+      <w:proofErr w:type="spellEnd"/>
+      <w:r>
+        <w:t xml:space="preserve">' </w:t>
+      </w:r>
+    </w:p>
+    <w:p>
+      <w:r>
+        <w:t>Information for 32 different eateries</w:t>
+      </w:r>
+    </w:p>
+    <w:p>
+      <w:r>
+        <w:t>4:      Alpaca</w:t>
+      </w:r>
+    </w:p>
+    <w:p>
+      <w:r>
+        <w:t>3:      Banh's Cuisine</w:t>
+      </w:r>
+    </w:p>
+    <w:p>
+      <w:r>
+        <w:t>4:      Chicken Bee</w:t>
+      </w:r>
+    </w:p>
+    <w:p>
+      <w:r>
+        <w:t>3:      Common Market</w:t>
+      </w:r>
+    </w:p>
+    <w:p>
+      <w:r>
+        <w:t>2:      Cosmic Cantina</w:t>
+      </w:r>
+    </w:p>
+    <w:p>
+      <w:r>
+        <w:t>5:      Dain's Place</w:t>
+      </w:r>
+    </w:p>
+    <w:p>
+      <w:r>
+        <w:t>3:      Devil's Pizzeria</w:t>
+      </w:r>
+    </w:p>
+    <w:p>
+      <w:r>
+        <w:t>5:      Elmo's Diner</w:t>
+      </w:r>
+    </w:p>
+    <w:p>
+      <w:r>
+        <w:t>4:      Genji</w:t>
+      </w:r>
+    </w:p>
+    <w:p>
+      <w:r>
+        <w:t xml:space="preserve">1:      </w:t>
+      </w:r>
+      <w:proofErr w:type="spellStart"/>
+      <w:r>
+        <w:t>Guasaca</w:t>
+      </w:r>
+      <w:proofErr w:type="spellEnd"/>
+    </w:p>
+    <w:p>
+      <w:r>
+        <w:t>1:      Happy + Hale</w:t>
+      </w:r>
+    </w:p>
+    <w:p>
+      <w:r>
+        <w:t>2:      Heavenly Buffaloes</w:t>
+      </w:r>
+    </w:p>
+    <w:p>
+      <w:r>
+        <w:t>2:      International Delights</w:t>
+      </w:r>
+    </w:p>
+    <w:p>
+      <w:r>
+        <w:t>2:      Jimmy John's</w:t>
+      </w:r>
+    </w:p>
+    <w:p>
+      <w:r>
+        <w:t>1:      Juju</w:t>
+      </w:r>
+    </w:p>
+    <w:p>
+      <w:r>
+        <w:t>1:      Kabab and Curry</w:t>
+      </w:r>
+    </w:p>
+    <w:p>
+      <w:r>
+        <w:t>4:      Kiichi Ramen</w:t>
+      </w:r>
+    </w:p>
+    <w:p>
+      <w:r>
+        <w:t>4:      Lime and Lemon</w:t>
+      </w:r>
+    </w:p>
+    <w:p>
+      <w:r>
+        <w:t>5:      Local 22</w:t>
+      </w:r>
+    </w:p>
+    <w:p>
+      <w:r>
+        <w:t>3:      Mad Hatter Cafe</w:t>
+      </w:r>
+    </w:p>
+    <w:p>
+      <w:r>
+        <w:t>4:      Metro 8 Steakhouse</w:t>
+      </w:r>
+    </w:p>
+    <w:p>
+      <w:r>
+        <w:t xml:space="preserve">4:      Mi </w:t>
+      </w:r>
+      <w:proofErr w:type="spellStart"/>
+      <w:r>
+        <w:t>Cavillo</w:t>
+      </w:r>
+      <w:proofErr w:type="spellEnd"/>
+      <w:r>
+        <w:t xml:space="preserve"> Antojitos Mexican</w:t>
+      </w:r>
+    </w:p>
+    <w:p>
+      <w:r>
+        <w:t xml:space="preserve">1:      </w:t>
+      </w:r>
+      <w:proofErr w:type="spellStart"/>
+      <w:r>
+        <w:t>Monuts</w:t>
+      </w:r>
+      <w:proofErr w:type="spellEnd"/>
+    </w:p>
+    <w:p>
+      <w:r>
+        <w:t>3:      Panera</w:t>
+      </w:r>
+    </w:p>
+    <w:p>
+      <w:r>
+        <w:t xml:space="preserve">3:      </w:t>
+      </w:r>
+      <w:proofErr w:type="spellStart"/>
+      <w:r>
+        <w:t>Parizade</w:t>
+      </w:r>
+      <w:proofErr w:type="spellEnd"/>
+    </w:p>
+    <w:p>
+      <w:r>
+        <w:t>4:      Playa Bowls</w:t>
+      </w:r>
+    </w:p>
+    <w:p>
+      <w:r>
+        <w:t xml:space="preserve">1:      </w:t>
+      </w:r>
+      <w:proofErr w:type="spellStart"/>
+      <w:r>
+        <w:t>Shuckin</w:t>
+      </w:r>
+      <w:proofErr w:type="spellEnd"/>
+      <w:r>
+        <w:t>' Shack</w:t>
+      </w:r>
+    </w:p>
+    <w:p>
+      <w:r>
+        <w:t>3:      Subway</w:t>
+      </w:r>
+    </w:p>
+    <w:p>
+      <w:r>
+        <w:t>3:      The Loop</w:t>
+      </w:r>
+    </w:p>
+    <w:p>
+      <w:r>
+        <w:t>2:      The Tavern</w:t>
+      </w:r>
+    </w:p>
+    <w:p>
+      <w:r>
+        <w:t>6:      Vin Rouge</w:t>
+      </w:r>
+    </w:p>
+    <w:p>
+      <w:r>
+        <w:t xml:space="preserve">4:      </w:t>
+      </w:r>
+      <w:proofErr w:type="spellStart"/>
+      <w:r>
+        <w:t>Zenfish</w:t>
+      </w:r>
+      <w:proofErr w:type="spellEnd"/>
+      <w:r>
+        <w:t xml:space="preserve"> Poke Bar</w:t>
+      </w:r>
+      <w:r>
+        <w:t xml:space="preserve"> </w:t>
+      </w:r>
+      <w:r>
+        <w:tab/>
+      </w:r>
+    </w:p>
+    <w:p>
+      <w:r>
+        <w:t>--------</w:t>
+      </w:r>
+    </w:p>
+    <w:p>
+      <w:r>
+        <w:t>total = 97</w:t>
+      </w:r>
+    </w:p>
+    <w:p>
+      <w:r>
+        <w:t>total # eateries = 32</w:t>
+      </w:r>
+      <w:r>
         <w:br w:type="page"/>
       </w:r>
     </w:p>
@@ -380,6 +993,14 @@
     </w:p>
     <w:p>
       <w:r>
+        <w:t xml:space="preserve">LLM’s were used as per the project instructions to explain a specific Java concept, as well as explain more regarding data encryption. </w:t>
+      </w:r>
+    </w:p>
+    <w:p>
+      <w:r>
+        <w:t>Otherwise no LLM usage was employed.</w:t>
+      </w:r>
+      <w:r>
         <w:br w:type="page"/>
       </w:r>
     </w:p>
@@ -387,6 +1008,528 @@
       <w:r>
         <w:lastRenderedPageBreak/>
         <w:t>Challenge: If you complete the challenge, please write up what you found.</w:t>
+      </w:r>
+    </w:p>
+    <w:p/>
+    <w:p>
+      <w:r>
+        <w:t xml:space="preserve">First, the same technique to retrieve data information and bundle into an array of Person201 objects was utilized from </w:t>
+      </w:r>
+      <w:proofErr w:type="spellStart"/>
+      <w:r>
+        <w:t>PeopleDownloader</w:t>
+      </w:r>
+      <w:proofErr w:type="spellEnd"/>
+      <w:r>
+        <w:t xml:space="preserve">. Then a similar technique of finding the occurrence of each eatery was recorded, and bundled into a Map which paired each eatery with its occurrence. A while loop is used to iteratively find the max occurrence in the map and then removing it in order to rank each eatery. This yields big O(n^2) efficiency. </w:t>
+      </w:r>
+    </w:p>
+    <w:p/>
+    <w:p>
+      <w:r>
+        <w:t>The following info is found from the URL:</w:t>
+      </w:r>
+    </w:p>
+    <w:p>
+      <w:r>
+        <w:t xml:space="preserve">rank: 1:        </w:t>
+      </w:r>
+      <w:proofErr w:type="spellStart"/>
+      <w:r>
+        <w:t>occurences</w:t>
+      </w:r>
+      <w:proofErr w:type="spellEnd"/>
+      <w:r>
+        <w:t>: 78: Cosmic Cantina</w:t>
+      </w:r>
+    </w:p>
+    <w:p>
+      <w:r>
+        <w:t xml:space="preserve">rank: 2:        </w:t>
+      </w:r>
+      <w:proofErr w:type="spellStart"/>
+      <w:r>
+        <w:t>occurences</w:t>
+      </w:r>
+      <w:proofErr w:type="spellEnd"/>
+      <w:r>
+        <w:t>: 71: Alpaca</w:t>
+      </w:r>
+    </w:p>
+    <w:p>
+      <w:r>
+        <w:t xml:space="preserve">rank: 3:        </w:t>
+      </w:r>
+      <w:proofErr w:type="spellStart"/>
+      <w:r>
+        <w:t>occurences</w:t>
+      </w:r>
+      <w:proofErr w:type="spellEnd"/>
+      <w:r>
+        <w:t>: 42: Juju</w:t>
+      </w:r>
+    </w:p>
+    <w:p>
+      <w:r>
+        <w:t xml:space="preserve">rank: 4:        </w:t>
+      </w:r>
+      <w:proofErr w:type="spellStart"/>
+      <w:r>
+        <w:t>occurences</w:t>
+      </w:r>
+      <w:proofErr w:type="spellEnd"/>
+      <w:r>
+        <w:t>: 40: Szechuan Mansion Hotpot</w:t>
+      </w:r>
+    </w:p>
+    <w:p>
+      <w:r>
+        <w:t xml:space="preserve">rank: 5:        </w:t>
+      </w:r>
+      <w:proofErr w:type="spellStart"/>
+      <w:r>
+        <w:t>occurences</w:t>
+      </w:r>
+      <w:proofErr w:type="spellEnd"/>
+      <w:r>
+        <w:t>: 34: Subway</w:t>
+      </w:r>
+    </w:p>
+    <w:p>
+      <w:r>
+        <w:t xml:space="preserve">rank: 6:        </w:t>
+      </w:r>
+      <w:proofErr w:type="spellStart"/>
+      <w:r>
+        <w:t>occurences</w:t>
+      </w:r>
+      <w:proofErr w:type="spellEnd"/>
+      <w:r>
+        <w:t>: 32: Panera</w:t>
+      </w:r>
+    </w:p>
+    <w:p>
+      <w:r>
+        <w:t xml:space="preserve">rank: 7:        </w:t>
+      </w:r>
+      <w:proofErr w:type="spellStart"/>
+      <w:r>
+        <w:t>occurences</w:t>
+      </w:r>
+      <w:proofErr w:type="spellEnd"/>
+      <w:r>
+        <w:t>: 24: Chipotle</w:t>
+      </w:r>
+    </w:p>
+    <w:p>
+      <w:r>
+        <w:t xml:space="preserve">rank: 8:        </w:t>
+      </w:r>
+      <w:proofErr w:type="spellStart"/>
+      <w:r>
+        <w:t>occurences</w:t>
+      </w:r>
+      <w:proofErr w:type="spellEnd"/>
+      <w:r>
+        <w:t>: 20: Wheat</w:t>
+      </w:r>
+    </w:p>
+    <w:p>
+      <w:r>
+        <w:t xml:space="preserve">rank: 9:        </w:t>
+      </w:r>
+      <w:proofErr w:type="spellStart"/>
+      <w:r>
+        <w:t>occurences</w:t>
+      </w:r>
+      <w:proofErr w:type="spellEnd"/>
+      <w:r>
+        <w:t>: 14: Playa Bowls</w:t>
+      </w:r>
+    </w:p>
+    <w:p>
+      <w:r>
+        <w:t xml:space="preserve">rank: 10:       </w:t>
+      </w:r>
+      <w:proofErr w:type="spellStart"/>
+      <w:r>
+        <w:t>occurences</w:t>
+      </w:r>
+      <w:proofErr w:type="spellEnd"/>
+      <w:r>
+        <w:t>: 12: Kiichi Ramen</w:t>
+      </w:r>
+    </w:p>
+    <w:p>
+      <w:r>
+        <w:t xml:space="preserve">rank: 11:       </w:t>
+      </w:r>
+      <w:proofErr w:type="spellStart"/>
+      <w:r>
+        <w:t>occurences</w:t>
+      </w:r>
+      <w:proofErr w:type="spellEnd"/>
+      <w:r>
+        <w:t>: 10: Elmo's Diner</w:t>
+      </w:r>
+    </w:p>
+    <w:p>
+      <w:r>
+        <w:t xml:space="preserve">rank: 12:       </w:t>
+      </w:r>
+      <w:proofErr w:type="spellStart"/>
+      <w:r>
+        <w:t>occurences</w:t>
+      </w:r>
+      <w:proofErr w:type="spellEnd"/>
+      <w:r>
+        <w:t>: 10: Chicken Bee</w:t>
+      </w:r>
+    </w:p>
+    <w:p>
+      <w:r>
+        <w:t xml:space="preserve">rank: 13:       </w:t>
+      </w:r>
+      <w:proofErr w:type="spellStart"/>
+      <w:r>
+        <w:t>occurences</w:t>
+      </w:r>
+      <w:proofErr w:type="spellEnd"/>
+      <w:r>
+        <w:t>: 10: Mad Hatter Cafe</w:t>
+      </w:r>
+    </w:p>
+    <w:p>
+      <w:r>
+        <w:t xml:space="preserve">rank: 14:       </w:t>
+      </w:r>
+      <w:proofErr w:type="spellStart"/>
+      <w:r>
+        <w:t>occurences</w:t>
+      </w:r>
+      <w:proofErr w:type="spellEnd"/>
+      <w:r>
+        <w:t>: 7:  Lime &amp; Lemon</w:t>
+      </w:r>
+    </w:p>
+    <w:p>
+      <w:r>
+        <w:t xml:space="preserve">rank: 15:       </w:t>
+      </w:r>
+      <w:proofErr w:type="spellStart"/>
+      <w:r>
+        <w:t>occurences</w:t>
+      </w:r>
+      <w:proofErr w:type="spellEnd"/>
+      <w:r>
+        <w:t xml:space="preserve">: 7:  </w:t>
+      </w:r>
+      <w:proofErr w:type="spellStart"/>
+      <w:r>
+        <w:t>Monuts</w:t>
+      </w:r>
+      <w:proofErr w:type="spellEnd"/>
+    </w:p>
+    <w:p>
+      <w:r>
+        <w:t xml:space="preserve">rank: 16:       </w:t>
+      </w:r>
+      <w:proofErr w:type="spellStart"/>
+      <w:r>
+        <w:t>occurences</w:t>
+      </w:r>
+      <w:proofErr w:type="spellEnd"/>
+      <w:r>
+        <w:t>: 6:  Banh's Cuisine</w:t>
+      </w:r>
+    </w:p>
+    <w:p>
+      <w:r>
+        <w:t xml:space="preserve">rank: 17:       </w:t>
+      </w:r>
+      <w:proofErr w:type="spellStart"/>
+      <w:r>
+        <w:t>occurences</w:t>
+      </w:r>
+      <w:proofErr w:type="spellEnd"/>
+      <w:r>
+        <w:t>: 6:  Lime and Lemon</w:t>
+      </w:r>
+    </w:p>
+    <w:p>
+      <w:r>
+        <w:t xml:space="preserve">rank: 18:       </w:t>
+      </w:r>
+      <w:proofErr w:type="spellStart"/>
+      <w:r>
+        <w:t>occurences</w:t>
+      </w:r>
+      <w:proofErr w:type="spellEnd"/>
+      <w:r>
+        <w:t>: 5:  Vin Rouge</w:t>
+      </w:r>
+    </w:p>
+    <w:p>
+      <w:r>
+        <w:t xml:space="preserve">rank: 19:       </w:t>
+      </w:r>
+      <w:proofErr w:type="spellStart"/>
+      <w:r>
+        <w:t>occurences</w:t>
+      </w:r>
+      <w:proofErr w:type="spellEnd"/>
+      <w:r>
+        <w:t>: 5:  Happy + Hale</w:t>
+      </w:r>
+    </w:p>
+    <w:p>
+      <w:r>
+        <w:t xml:space="preserve">rank: 20:       </w:t>
+      </w:r>
+      <w:proofErr w:type="spellStart"/>
+      <w:r>
+        <w:t>occurences</w:t>
+      </w:r>
+      <w:proofErr w:type="spellEnd"/>
+      <w:r>
+        <w:t xml:space="preserve">: 4:  </w:t>
+      </w:r>
+      <w:proofErr w:type="spellStart"/>
+      <w:r>
+        <w:t>Guasaca</w:t>
+      </w:r>
+      <w:proofErr w:type="spellEnd"/>
+    </w:p>
+    <w:p>
+      <w:r>
+        <w:t xml:space="preserve">rank: 21:       </w:t>
+      </w:r>
+      <w:proofErr w:type="spellStart"/>
+      <w:r>
+        <w:t>occurences</w:t>
+      </w:r>
+      <w:proofErr w:type="spellEnd"/>
+      <w:r>
+        <w:t xml:space="preserve">: 3:  Tous Les </w:t>
+      </w:r>
+      <w:proofErr w:type="spellStart"/>
+      <w:r>
+        <w:t>Jours</w:t>
+      </w:r>
+      <w:proofErr w:type="spellEnd"/>
+    </w:p>
+    <w:p>
+      <w:r>
+        <w:t xml:space="preserve">rank: 22:       </w:t>
+      </w:r>
+      <w:proofErr w:type="spellStart"/>
+      <w:r>
+        <w:t>occurences</w:t>
+      </w:r>
+      <w:proofErr w:type="spellEnd"/>
+      <w:r>
+        <w:t>: 3:  Jimmy John's</w:t>
+      </w:r>
+    </w:p>
+    <w:p>
+      <w:r>
+        <w:t xml:space="preserve">rank: 23:       </w:t>
+      </w:r>
+      <w:proofErr w:type="spellStart"/>
+      <w:r>
+        <w:t>occurences</w:t>
+      </w:r>
+      <w:proofErr w:type="spellEnd"/>
+      <w:r>
+        <w:t>: 3:  Dain's Place</w:t>
+      </w:r>
+    </w:p>
+    <w:p>
+      <w:r>
+        <w:t xml:space="preserve">rank: 24:       </w:t>
+      </w:r>
+      <w:proofErr w:type="spellStart"/>
+      <w:r>
+        <w:t>occurences</w:t>
+      </w:r>
+      <w:proofErr w:type="spellEnd"/>
+      <w:r>
+        <w:t>: 2:  Local 22</w:t>
+      </w:r>
+    </w:p>
+    <w:p>
+      <w:r>
+        <w:t xml:space="preserve">rank: 25:       </w:t>
+      </w:r>
+      <w:proofErr w:type="spellStart"/>
+      <w:r>
+        <w:t>occurences</w:t>
+      </w:r>
+      <w:proofErr w:type="spellEnd"/>
+      <w:r>
+        <w:t>: 2:  The Loop</w:t>
+      </w:r>
+    </w:p>
+    <w:p>
+      <w:r>
+        <w:t xml:space="preserve">rank: 26:       </w:t>
+      </w:r>
+      <w:proofErr w:type="spellStart"/>
+      <w:r>
+        <w:t>occurences</w:t>
+      </w:r>
+      <w:proofErr w:type="spellEnd"/>
+      <w:r>
+        <w:t>: 2:  Koi Sushi and Hibachi</w:t>
+      </w:r>
+    </w:p>
+    <w:p>
+      <w:r>
+        <w:t xml:space="preserve">rank: 27:       </w:t>
+      </w:r>
+      <w:proofErr w:type="spellStart"/>
+      <w:r>
+        <w:t>occurences</w:t>
+      </w:r>
+      <w:proofErr w:type="spellEnd"/>
+      <w:r>
+        <w:t>: 2:  Kabab and Curry</w:t>
+      </w:r>
+    </w:p>
+    <w:p>
+      <w:r>
+        <w:t xml:space="preserve">rank: 28:       </w:t>
+      </w:r>
+      <w:proofErr w:type="spellStart"/>
+      <w:r>
+        <w:t>occurences</w:t>
+      </w:r>
+      <w:proofErr w:type="spellEnd"/>
+      <w:r>
+        <w:t>: 2:  International Delights</w:t>
+      </w:r>
+    </w:p>
+    <w:p>
+      <w:r>
+        <w:t xml:space="preserve">rank: 29:       </w:t>
+      </w:r>
+      <w:proofErr w:type="spellStart"/>
+      <w:r>
+        <w:t>occurences</w:t>
+      </w:r>
+      <w:proofErr w:type="spellEnd"/>
+      <w:r>
+        <w:t>: 2:  Metro 8 Steakhouse</w:t>
+      </w:r>
+    </w:p>
+    <w:p>
+      <w:r>
+        <w:t xml:space="preserve">rank: 30:       </w:t>
+      </w:r>
+      <w:proofErr w:type="spellStart"/>
+      <w:r>
+        <w:t>occurences</w:t>
+      </w:r>
+      <w:proofErr w:type="spellEnd"/>
+      <w:r>
+        <w:t>: 2:  Heavenly Buffaloes</w:t>
+      </w:r>
+    </w:p>
+    <w:p>
+      <w:r>
+        <w:t xml:space="preserve">rank: 31:       </w:t>
+      </w:r>
+      <w:proofErr w:type="spellStart"/>
+      <w:r>
+        <w:t>occurences</w:t>
+      </w:r>
+      <w:proofErr w:type="spellEnd"/>
+      <w:r>
+        <w:t>: 1:  Devil's Pizzeria</w:t>
+      </w:r>
+    </w:p>
+    <w:p>
+      <w:r>
+        <w:t xml:space="preserve">rank: 32:       </w:t>
+      </w:r>
+      <w:proofErr w:type="spellStart"/>
+      <w:r>
+        <w:t>occurences</w:t>
+      </w:r>
+      <w:proofErr w:type="spellEnd"/>
+      <w:r>
+        <w:t>: 1:  Common Market</w:t>
+      </w:r>
+    </w:p>
+    <w:p>
+      <w:r>
+        <w:t xml:space="preserve">rank: 33:       </w:t>
+      </w:r>
+      <w:proofErr w:type="spellStart"/>
+      <w:r>
+        <w:t>occurences</w:t>
+      </w:r>
+      <w:proofErr w:type="spellEnd"/>
+      <w:r>
+        <w:t>: 1:  The Tavern</w:t>
+      </w:r>
+    </w:p>
+    <w:p>
+      <w:r>
+        <w:t xml:space="preserve">rank: 34:       </w:t>
+      </w:r>
+      <w:proofErr w:type="spellStart"/>
+      <w:r>
+        <w:t>occurences</w:t>
+      </w:r>
+      <w:proofErr w:type="spellEnd"/>
+      <w:r>
+        <w:t xml:space="preserve">: 1:  </w:t>
+      </w:r>
+      <w:proofErr w:type="spellStart"/>
+      <w:r>
+        <w:t>Zenfish</w:t>
+      </w:r>
+      <w:proofErr w:type="spellEnd"/>
+      <w:r>
+        <w:t xml:space="preserve"> Poke Bar</w:t>
+      </w:r>
+    </w:p>
+    <w:p>
+      <w:r>
+        <w:lastRenderedPageBreak/>
+        <w:t xml:space="preserve">rank: 35:       </w:t>
+      </w:r>
+      <w:proofErr w:type="spellStart"/>
+      <w:r>
+        <w:t>occurences</w:t>
+      </w:r>
+      <w:proofErr w:type="spellEnd"/>
+      <w:r>
+        <w:t xml:space="preserve">: 1:  </w:t>
+      </w:r>
+      <w:proofErr w:type="spellStart"/>
+      <w:r>
+        <w:t>Parizade</w:t>
+      </w:r>
+      <w:proofErr w:type="spellEnd"/>
+    </w:p>
+    <w:p>
+      <w:r>
+        <w:t xml:space="preserve">rank: 36:       </w:t>
+      </w:r>
+      <w:proofErr w:type="spellStart"/>
+      <w:r>
+        <w:t>occurences</w:t>
+      </w:r>
+      <w:proofErr w:type="spellEnd"/>
+      <w:r>
+        <w:t>: 1:  Genji</w:t>
+      </w:r>
+    </w:p>
+    <w:p>
+      <w:r>
+        <w:t>total = 466</w:t>
       </w:r>
     </w:p>
     <w:sectPr>
